--- a/docs/submission/作品报告-AgentA3.docx
+++ b/docs/submission/作品报告-AgentA3.docx
@@ -93,100 +93,1357 @@
       <w:pPr>
         <w:jc w:val="center"/>
       </w:pPr>
+      <w:r/>
       <w:r>
         <w:rPr>
           <w:rFonts w:ascii="黑体" w:hAnsi="黑体" w:eastAsia="黑体"/>
           <w:b/>
-          <w:sz w:val="36"/>
+          <w:sz w:val="32"/>
         </w:rPr>
         <w:t>目  录</w:t>
       </w:r>
     </w:p>
-    <w:p>
-      <w:pPr>
-        <w:spacing w:before="0" w:after="160" w:line="360" w:lineRule="auto"/>
-      </w:pPr>
-      <w:r>
-        <w:rPr>
-          <w:rFonts w:ascii="Times New Roman" w:hAnsi="Times New Roman" w:eastAsia="宋体"/>
-          <w:b w:val="0"/>
+    <w:p/>
+    <w:p>
+      <w:pPr>
+        <w:tabs>
+          <w:tab w:val="right" w:leader="dot" w:pos="9072"/>
+        </w:tabs>
+        <w:spacing w:before="40" w:after="40" w:line="360" w:lineRule="auto"/>
+      </w:pPr>
+      <w:r>
+        <w:rPr>
+          <w:rFonts w:ascii="Times New Roman" w:hAnsi="Times New Roman" w:eastAsia="黑体"/>
           <w:sz w:val="24"/>
-        </w:rPr>
-        <w:t>第1章  作品概述</w:t>
-      </w:r>
-    </w:p>
-    <w:p>
-      <w:pPr>
-        <w:spacing w:before="0" w:after="160" w:line="360" w:lineRule="auto"/>
-      </w:pPr>
-      <w:r>
-        <w:rPr>
-          <w:rFonts w:ascii="Times New Roman" w:hAnsi="Times New Roman" w:eastAsia="宋体"/>
-          <w:b w:val="0"/>
+          <w:szCs w:val="24"/>
+          <w:b/>
+          <w:bCs/>
+        </w:rPr>
+        <w:t xml:space="preserve">第1章  作品概述</w:t>
+      </w:r>
+      <w:r>
+        <w:tab/>
+      </w:r>
+      <w:r>
+        <w:rPr>
+          <w:rFonts w:ascii="Times New Roman" w:hAnsi="Times New Roman" w:eastAsia="宋体"/>
+          <w:sz w:val="21"/>
+          <w:szCs w:val="21"/>
+          <w:b/>
+          <w:bCs/>
+        </w:rPr>
+        <w:t>4</w:t>
+      </w:r>
+    </w:p>
+    <w:p>
+      <w:pPr>
+        <w:tabs>
+          <w:tab w:val="right" w:leader="dot" w:pos="9072"/>
+        </w:tabs>
+        <w:ind w:left="360"/>
+        <w:spacing w:before="40" w:after="40" w:line="360" w:lineRule="auto"/>
+      </w:pPr>
+      <w:r>
+        <w:rPr>
+          <w:rFonts w:ascii="Times New Roman" w:hAnsi="Times New Roman" w:eastAsia="宋体"/>
+          <w:sz w:val="21"/>
+          <w:szCs w:val="21"/>
+        </w:rPr>
+        <w:t xml:space="preserve">1.1 建设背景与目标</w:t>
+      </w:r>
+      <w:r>
+        <w:tab/>
+      </w:r>
+      <w:r>
+        <w:rPr>
+          <w:rFonts w:ascii="Times New Roman" w:hAnsi="Times New Roman" w:eastAsia="宋体"/>
+          <w:sz w:val="21"/>
+          <w:szCs w:val="21"/>
+        </w:rPr>
+        <w:t>4</w:t>
+      </w:r>
+    </w:p>
+    <w:p>
+      <w:pPr>
+        <w:tabs>
+          <w:tab w:val="right" w:leader="dot" w:pos="9072"/>
+        </w:tabs>
+        <w:ind w:left="360"/>
+        <w:spacing w:before="40" w:after="40" w:line="360" w:lineRule="auto"/>
+      </w:pPr>
+      <w:r>
+        <w:rPr>
+          <w:rFonts w:ascii="Times New Roman" w:hAnsi="Times New Roman" w:eastAsia="宋体"/>
+          <w:sz w:val="21"/>
+          <w:szCs w:val="21"/>
+        </w:rPr>
+        <w:t xml:space="preserve">1.2 作品定位</w:t>
+      </w:r>
+      <w:r>
+        <w:tab/>
+      </w:r>
+      <w:r>
+        <w:rPr>
+          <w:rFonts w:ascii="Times New Roman" w:hAnsi="Times New Roman" w:eastAsia="宋体"/>
+          <w:sz w:val="21"/>
+          <w:szCs w:val="21"/>
+        </w:rPr>
+        <w:t>4</w:t>
+      </w:r>
+    </w:p>
+    <w:p>
+      <w:pPr>
+        <w:tabs>
+          <w:tab w:val="right" w:leader="dot" w:pos="9072"/>
+        </w:tabs>
+        <w:ind w:left="360"/>
+        <w:spacing w:before="40" w:after="40" w:line="360" w:lineRule="auto"/>
+      </w:pPr>
+      <w:r>
+        <w:rPr>
+          <w:rFonts w:ascii="Times New Roman" w:hAnsi="Times New Roman" w:eastAsia="宋体"/>
+          <w:sz w:val="21"/>
+          <w:szCs w:val="21"/>
+        </w:rPr>
+        <w:t xml:space="preserve">1.3 系统组成</w:t>
+      </w:r>
+      <w:r>
+        <w:tab/>
+      </w:r>
+      <w:r>
+        <w:rPr>
+          <w:rFonts w:ascii="Times New Roman" w:hAnsi="Times New Roman" w:eastAsia="宋体"/>
+          <w:sz w:val="21"/>
+          <w:szCs w:val="21"/>
+        </w:rPr>
+        <w:t>4</w:t>
+      </w:r>
+    </w:p>
+    <w:p>
+      <w:pPr>
+        <w:tabs>
+          <w:tab w:val="right" w:leader="dot" w:pos="9072"/>
+        </w:tabs>
+        <w:ind w:left="360"/>
+        <w:spacing w:before="40" w:after="40" w:line="360" w:lineRule="auto"/>
+      </w:pPr>
+      <w:r>
+        <w:rPr>
+          <w:rFonts w:ascii="Times New Roman" w:hAnsi="Times New Roman" w:eastAsia="宋体"/>
+          <w:sz w:val="21"/>
+          <w:szCs w:val="21"/>
+        </w:rPr>
+        <w:t xml:space="preserve">1.4 预期效果</w:t>
+      </w:r>
+      <w:r>
+        <w:tab/>
+      </w:r>
+      <w:r>
+        <w:rPr>
+          <w:rFonts w:ascii="Times New Roman" w:hAnsi="Times New Roman" w:eastAsia="宋体"/>
+          <w:sz w:val="21"/>
+          <w:szCs w:val="21"/>
+        </w:rPr>
+        <w:t>6</w:t>
+      </w:r>
+    </w:p>
+    <w:p>
+      <w:pPr>
+        <w:tabs>
+          <w:tab w:val="right" w:leader="dot" w:pos="9072"/>
+        </w:tabs>
+        <w:spacing w:before="40" w:after="40" w:line="360" w:lineRule="auto"/>
+      </w:pPr>
+      <w:r>
+        <w:rPr>
+          <w:rFonts w:ascii="Times New Roman" w:hAnsi="Times New Roman" w:eastAsia="黑体"/>
           <w:sz w:val="24"/>
-        </w:rPr>
-        <w:t>第2章  任务分析</w:t>
-      </w:r>
-    </w:p>
-    <w:p>
-      <w:pPr>
-        <w:spacing w:before="0" w:after="160" w:line="360" w:lineRule="auto"/>
-      </w:pPr>
-      <w:r>
-        <w:rPr>
-          <w:rFonts w:ascii="Times New Roman" w:hAnsi="Times New Roman" w:eastAsia="宋体"/>
-          <w:b w:val="0"/>
+          <w:szCs w:val="24"/>
+          <w:b/>
+          <w:bCs/>
+        </w:rPr>
+        <w:t xml:space="preserve">第2章  任务分析</w:t>
+      </w:r>
+      <w:r>
+        <w:tab/>
+      </w:r>
+      <w:r>
+        <w:rPr>
+          <w:rFonts w:ascii="Times New Roman" w:hAnsi="Times New Roman" w:eastAsia="宋体"/>
+          <w:sz w:val="21"/>
+          <w:szCs w:val="21"/>
+          <w:b/>
+          <w:bCs/>
+        </w:rPr>
+        <w:t>7</w:t>
+      </w:r>
+    </w:p>
+    <w:p>
+      <w:pPr>
+        <w:tabs>
+          <w:tab w:val="right" w:leader="dot" w:pos="9072"/>
+        </w:tabs>
+        <w:ind w:left="360"/>
+        <w:spacing w:before="40" w:after="40" w:line="360" w:lineRule="auto"/>
+      </w:pPr>
+      <w:r>
+        <w:rPr>
+          <w:rFonts w:ascii="Times New Roman" w:hAnsi="Times New Roman" w:eastAsia="宋体"/>
+          <w:sz w:val="21"/>
+          <w:szCs w:val="21"/>
+        </w:rPr>
+        <w:t xml:space="preserve">2.1 任务拆解</w:t>
+      </w:r>
+      <w:r>
+        <w:tab/>
+      </w:r>
+      <w:r>
+        <w:rPr>
+          <w:rFonts w:ascii="Times New Roman" w:hAnsi="Times New Roman" w:eastAsia="宋体"/>
+          <w:sz w:val="21"/>
+          <w:szCs w:val="21"/>
+        </w:rPr>
+        <w:t>7</w:t>
+      </w:r>
+    </w:p>
+    <w:p>
+      <w:pPr>
+        <w:tabs>
+          <w:tab w:val="right" w:leader="dot" w:pos="9072"/>
+        </w:tabs>
+        <w:ind w:left="360"/>
+        <w:spacing w:before="40" w:after="40" w:line="360" w:lineRule="auto"/>
+      </w:pPr>
+      <w:r>
+        <w:rPr>
+          <w:rFonts w:ascii="Times New Roman" w:hAnsi="Times New Roman" w:eastAsia="宋体"/>
+          <w:sz w:val="21"/>
+          <w:szCs w:val="21"/>
+        </w:rPr>
+        <w:t xml:space="preserve">2.2 目标用户与角色</w:t>
+      </w:r>
+      <w:r>
+        <w:tab/>
+      </w:r>
+      <w:r>
+        <w:rPr>
+          <w:rFonts w:ascii="Times New Roman" w:hAnsi="Times New Roman" w:eastAsia="宋体"/>
+          <w:sz w:val="21"/>
+          <w:szCs w:val="21"/>
+        </w:rPr>
+        <w:t>7</w:t>
+      </w:r>
+    </w:p>
+    <w:p>
+      <w:pPr>
+        <w:tabs>
+          <w:tab w:val="right" w:leader="dot" w:pos="9072"/>
+        </w:tabs>
+        <w:ind w:left="360"/>
+        <w:spacing w:before="40" w:after="40" w:line="360" w:lineRule="auto"/>
+      </w:pPr>
+      <w:r>
+        <w:rPr>
+          <w:rFonts w:ascii="Times New Roman" w:hAnsi="Times New Roman" w:eastAsia="宋体"/>
+          <w:sz w:val="21"/>
+          <w:szCs w:val="21"/>
+        </w:rPr>
+        <w:t xml:space="preserve">2.3 小程序端主要功能</w:t>
+      </w:r>
+      <w:r>
+        <w:tab/>
+      </w:r>
+      <w:r>
+        <w:rPr>
+          <w:rFonts w:ascii="Times New Roman" w:hAnsi="Times New Roman" w:eastAsia="宋体"/>
+          <w:sz w:val="21"/>
+          <w:szCs w:val="21"/>
+        </w:rPr>
+        <w:t>7</w:t>
+      </w:r>
+    </w:p>
+    <w:p>
+      <w:pPr>
+        <w:tabs>
+          <w:tab w:val="right" w:leader="dot" w:pos="9072"/>
+        </w:tabs>
+        <w:ind w:left="720"/>
+        <w:spacing w:before="40" w:after="40" w:line="360" w:lineRule="auto"/>
+      </w:pPr>
+      <w:r>
+        <w:rPr>
+          <w:rFonts w:ascii="Times New Roman" w:hAnsi="Times New Roman" w:eastAsia="宋体"/>
+          <w:sz w:val="21"/>
+          <w:szCs w:val="21"/>
+        </w:rPr>
+        <w:t xml:space="preserve">2.3.1 校园服务</w:t>
+      </w:r>
+      <w:r>
+        <w:tab/>
+      </w:r>
+      <w:r>
+        <w:rPr>
+          <w:rFonts w:ascii="Times New Roman" w:hAnsi="Times New Roman" w:eastAsia="宋体"/>
+          <w:sz w:val="21"/>
+          <w:szCs w:val="21"/>
+        </w:rPr>
+        <w:t>7</w:t>
+      </w:r>
+    </w:p>
+    <w:p>
+      <w:pPr>
+        <w:tabs>
+          <w:tab w:val="right" w:leader="dot" w:pos="9072"/>
+        </w:tabs>
+        <w:ind w:left="720"/>
+        <w:spacing w:before="40" w:after="40" w:line="360" w:lineRule="auto"/>
+      </w:pPr>
+      <w:r>
+        <w:rPr>
+          <w:rFonts w:ascii="Times New Roman" w:hAnsi="Times New Roman" w:eastAsia="宋体"/>
+          <w:sz w:val="21"/>
+          <w:szCs w:val="21"/>
+        </w:rPr>
+        <w:t xml:space="preserve">2.3.2 AI 助手与多模态创作</w:t>
+      </w:r>
+      <w:r>
+        <w:tab/>
+      </w:r>
+      <w:r>
+        <w:rPr>
+          <w:rFonts w:ascii="Times New Roman" w:hAnsi="Times New Roman" w:eastAsia="宋体"/>
+          <w:sz w:val="21"/>
+          <w:szCs w:val="21"/>
+        </w:rPr>
+        <w:t>10</w:t>
+      </w:r>
+    </w:p>
+    <w:p>
+      <w:pPr>
+        <w:tabs>
+          <w:tab w:val="right" w:leader="dot" w:pos="9072"/>
+        </w:tabs>
+        <w:ind w:left="720"/>
+        <w:spacing w:before="40" w:after="40" w:line="360" w:lineRule="auto"/>
+      </w:pPr>
+      <w:r>
+        <w:rPr>
+          <w:rFonts w:ascii="Times New Roman" w:hAnsi="Times New Roman" w:eastAsia="宋体"/>
+          <w:sz w:val="21"/>
+          <w:szCs w:val="21"/>
+        </w:rPr>
+        <w:t xml:space="preserve">2.3.3 个性化学习、题库与考试</w:t>
+      </w:r>
+      <w:r>
+        <w:tab/>
+      </w:r>
+      <w:r>
+        <w:rPr>
+          <w:rFonts w:ascii="Times New Roman" w:hAnsi="Times New Roman" w:eastAsia="宋体"/>
+          <w:sz w:val="21"/>
+          <w:szCs w:val="21"/>
+        </w:rPr>
+        <w:t>14</w:t>
+      </w:r>
+    </w:p>
+    <w:p>
+      <w:pPr>
+        <w:tabs>
+          <w:tab w:val="right" w:leader="dot" w:pos="9072"/>
+        </w:tabs>
+        <w:ind w:left="720"/>
+        <w:spacing w:before="40" w:after="40" w:line="360" w:lineRule="auto"/>
+      </w:pPr>
+      <w:r>
+        <w:rPr>
+          <w:rFonts w:ascii="Times New Roman" w:hAnsi="Times New Roman" w:eastAsia="宋体"/>
+          <w:sz w:val="21"/>
+          <w:szCs w:val="21"/>
+        </w:rPr>
+        <w:t xml:space="preserve">2.3.4 智能会议</w:t>
+      </w:r>
+      <w:r>
+        <w:tab/>
+      </w:r>
+      <w:r>
+        <w:rPr>
+          <w:rFonts w:ascii="Times New Roman" w:hAnsi="Times New Roman" w:eastAsia="宋体"/>
+          <w:sz w:val="21"/>
+          <w:szCs w:val="21"/>
+        </w:rPr>
+        <w:t>17</w:t>
+      </w:r>
+    </w:p>
+    <w:p>
+      <w:pPr>
+        <w:tabs>
+          <w:tab w:val="right" w:leader="dot" w:pos="9072"/>
+        </w:tabs>
+        <w:ind w:left="720"/>
+        <w:spacing w:before="40" w:after="40" w:line="360" w:lineRule="auto"/>
+      </w:pPr>
+      <w:r>
+        <w:rPr>
+          <w:rFonts w:ascii="Times New Roman" w:hAnsi="Times New Roman" w:eastAsia="宋体"/>
+          <w:sz w:val="21"/>
+          <w:szCs w:val="21"/>
+        </w:rPr>
+        <w:t xml:space="preserve">2.3.5 学习辅助工具</w:t>
+      </w:r>
+      <w:r>
+        <w:tab/>
+      </w:r>
+      <w:r>
+        <w:rPr>
+          <w:rFonts w:ascii="Times New Roman" w:hAnsi="Times New Roman" w:eastAsia="宋体"/>
+          <w:sz w:val="21"/>
+          <w:szCs w:val="21"/>
+        </w:rPr>
+        <w:t>19</w:t>
+      </w:r>
+    </w:p>
+    <w:p>
+      <w:pPr>
+        <w:tabs>
+          <w:tab w:val="right" w:leader="dot" w:pos="9072"/>
+        </w:tabs>
+        <w:ind w:left="360"/>
+        <w:spacing w:before="40" w:after="40" w:line="360" w:lineRule="auto"/>
+      </w:pPr>
+      <w:r>
+        <w:rPr>
+          <w:rFonts w:ascii="Times New Roman" w:hAnsi="Times New Roman" w:eastAsia="宋体"/>
+          <w:sz w:val="21"/>
+          <w:szCs w:val="21"/>
+        </w:rPr>
+        <w:t xml:space="preserve">2.4 Web 管理端主要功能</w:t>
+      </w:r>
+      <w:r>
+        <w:tab/>
+      </w:r>
+      <w:r>
+        <w:rPr>
+          <w:rFonts w:ascii="Times New Roman" w:hAnsi="Times New Roman" w:eastAsia="宋体"/>
+          <w:sz w:val="21"/>
+          <w:szCs w:val="21"/>
+        </w:rPr>
+        <w:t>20</w:t>
+      </w:r>
+    </w:p>
+    <w:p>
+      <w:pPr>
+        <w:tabs>
+          <w:tab w:val="right" w:leader="dot" w:pos="9072"/>
+        </w:tabs>
+        <w:ind w:left="720"/>
+        <w:spacing w:before="40" w:after="40" w:line="360" w:lineRule="auto"/>
+      </w:pPr>
+      <w:r>
+        <w:rPr>
+          <w:rFonts w:ascii="Times New Roman" w:hAnsi="Times New Roman" w:eastAsia="宋体"/>
+          <w:sz w:val="21"/>
+          <w:szCs w:val="21"/>
+        </w:rPr>
+        <w:t xml:space="preserve">2.4.1 校园业务治理</w:t>
+      </w:r>
+      <w:r>
+        <w:tab/>
+      </w:r>
+      <w:r>
+        <w:rPr>
+          <w:rFonts w:ascii="Times New Roman" w:hAnsi="Times New Roman" w:eastAsia="宋体"/>
+          <w:sz w:val="21"/>
+          <w:szCs w:val="21"/>
+        </w:rPr>
+        <w:t>20</w:t>
+      </w:r>
+    </w:p>
+    <w:p>
+      <w:pPr>
+        <w:tabs>
+          <w:tab w:val="right" w:leader="dot" w:pos="9072"/>
+        </w:tabs>
+        <w:ind w:left="720"/>
+        <w:spacing w:before="40" w:after="40" w:line="360" w:lineRule="auto"/>
+      </w:pPr>
+      <w:r>
+        <w:rPr>
+          <w:rFonts w:ascii="Times New Roman" w:hAnsi="Times New Roman" w:eastAsia="宋体"/>
+          <w:sz w:val="21"/>
+          <w:szCs w:val="21"/>
+        </w:rPr>
+        <w:t xml:space="preserve">2.4.2 AI 与教学治理</w:t>
+      </w:r>
+      <w:r>
+        <w:tab/>
+      </w:r>
+      <w:r>
+        <w:rPr>
+          <w:rFonts w:ascii="Times New Roman" w:hAnsi="Times New Roman" w:eastAsia="宋体"/>
+          <w:sz w:val="21"/>
+          <w:szCs w:val="21"/>
+        </w:rPr>
+        <w:t>22</w:t>
+      </w:r>
+    </w:p>
+    <w:p>
+      <w:pPr>
+        <w:tabs>
+          <w:tab w:val="right" w:leader="dot" w:pos="9072"/>
+        </w:tabs>
+        <w:ind w:left="360"/>
+        <w:spacing w:before="40" w:after="40" w:line="360" w:lineRule="auto"/>
+      </w:pPr>
+      <w:r>
+        <w:rPr>
+          <w:rFonts w:ascii="Times New Roman" w:hAnsi="Times New Roman" w:eastAsia="宋体"/>
+          <w:sz w:val="21"/>
+          <w:szCs w:val="21"/>
+        </w:rPr>
+        <w:t xml:space="preserve">2.5 功能交互逻辑</w:t>
+      </w:r>
+      <w:r>
+        <w:tab/>
+      </w:r>
+      <w:r>
+        <w:rPr>
+          <w:rFonts w:ascii="Times New Roman" w:hAnsi="Times New Roman" w:eastAsia="宋体"/>
+          <w:sz w:val="21"/>
+          <w:szCs w:val="21"/>
+        </w:rPr>
+        <w:t>30</w:t>
+      </w:r>
+    </w:p>
+    <w:p>
+      <w:pPr>
+        <w:tabs>
+          <w:tab w:val="right" w:leader="dot" w:pos="9072"/>
+        </w:tabs>
+        <w:ind w:left="360"/>
+        <w:spacing w:before="40" w:after="40" w:line="360" w:lineRule="auto"/>
+      </w:pPr>
+      <w:r>
+        <w:rPr>
+          <w:rFonts w:ascii="Times New Roman" w:hAnsi="Times New Roman" w:eastAsia="宋体"/>
+          <w:sz w:val="21"/>
+          <w:szCs w:val="21"/>
+        </w:rPr>
+        <w:t xml:space="preserve">2.6 非功能与边界</w:t>
+      </w:r>
+      <w:r>
+        <w:tab/>
+      </w:r>
+      <w:r>
+        <w:rPr>
+          <w:rFonts w:ascii="Times New Roman" w:hAnsi="Times New Roman" w:eastAsia="宋体"/>
+          <w:sz w:val="21"/>
+          <w:szCs w:val="21"/>
+        </w:rPr>
+        <w:t>30</w:t>
+      </w:r>
+    </w:p>
+    <w:p>
+      <w:pPr>
+        <w:tabs>
+          <w:tab w:val="right" w:leader="dot" w:pos="9072"/>
+        </w:tabs>
+        <w:spacing w:before="40" w:after="40" w:line="360" w:lineRule="auto"/>
+      </w:pPr>
+      <w:r>
+        <w:rPr>
+          <w:rFonts w:ascii="Times New Roman" w:hAnsi="Times New Roman" w:eastAsia="黑体"/>
           <w:sz w:val="24"/>
-        </w:rPr>
-        <w:t>第3章  原理介绍</w:t>
-      </w:r>
-    </w:p>
-    <w:p>
-      <w:pPr>
-        <w:spacing w:before="0" w:after="160" w:line="360" w:lineRule="auto"/>
-      </w:pPr>
-      <w:r>
-        <w:rPr>
-          <w:rFonts w:ascii="Times New Roman" w:hAnsi="Times New Roman" w:eastAsia="宋体"/>
-          <w:b w:val="0"/>
+          <w:szCs w:val="24"/>
+          <w:b/>
+          <w:bCs/>
+        </w:rPr>
+        <w:t xml:space="preserve">第3章  原理介绍</w:t>
+      </w:r>
+      <w:r>
+        <w:tab/>
+      </w:r>
+      <w:r>
+        <w:rPr>
+          <w:rFonts w:ascii="Times New Roman" w:hAnsi="Times New Roman" w:eastAsia="宋体"/>
+          <w:sz w:val="21"/>
+          <w:szCs w:val="21"/>
+          <w:b/>
+          <w:bCs/>
+        </w:rPr>
+        <w:t>31</w:t>
+      </w:r>
+    </w:p>
+    <w:p>
+      <w:pPr>
+        <w:tabs>
+          <w:tab w:val="right" w:leader="dot" w:pos="9072"/>
+        </w:tabs>
+        <w:ind w:left="360"/>
+        <w:spacing w:before="40" w:after="40" w:line="360" w:lineRule="auto"/>
+      </w:pPr>
+      <w:r>
+        <w:rPr>
+          <w:rFonts w:ascii="Times New Roman" w:hAnsi="Times New Roman" w:eastAsia="宋体"/>
+          <w:sz w:val="21"/>
+          <w:szCs w:val="21"/>
+        </w:rPr>
+        <w:t xml:space="preserve">3.1 总体技术路线</w:t>
+      </w:r>
+      <w:r>
+        <w:tab/>
+      </w:r>
+      <w:r>
+        <w:rPr>
+          <w:rFonts w:ascii="Times New Roman" w:hAnsi="Times New Roman" w:eastAsia="宋体"/>
+          <w:sz w:val="21"/>
+          <w:szCs w:val="21"/>
+        </w:rPr>
+        <w:t>31</w:t>
+      </w:r>
+    </w:p>
+    <w:p>
+      <w:pPr>
+        <w:tabs>
+          <w:tab w:val="right" w:leader="dot" w:pos="9072"/>
+        </w:tabs>
+        <w:ind w:left="360"/>
+        <w:spacing w:before="40" w:after="40" w:line="360" w:lineRule="auto"/>
+      </w:pPr>
+      <w:r>
+        <w:rPr>
+          <w:rFonts w:ascii="Times New Roman" w:hAnsi="Times New Roman" w:eastAsia="宋体"/>
+          <w:sz w:val="21"/>
+          <w:szCs w:val="21"/>
+        </w:rPr>
+        <w:t xml:space="preserve">3.2 七维画像证据协议</w:t>
+      </w:r>
+      <w:r>
+        <w:tab/>
+      </w:r>
+      <w:r>
+        <w:rPr>
+          <w:rFonts w:ascii="Times New Roman" w:hAnsi="Times New Roman" w:eastAsia="宋体"/>
+          <w:sz w:val="21"/>
+          <w:szCs w:val="21"/>
+        </w:rPr>
+        <w:t>31</w:t>
+      </w:r>
+    </w:p>
+    <w:p>
+      <w:pPr>
+        <w:tabs>
+          <w:tab w:val="right" w:leader="dot" w:pos="9072"/>
+        </w:tabs>
+        <w:ind w:left="360"/>
+        <w:spacing w:before="40" w:after="40" w:line="360" w:lineRule="auto"/>
+      </w:pPr>
+      <w:r>
+        <w:rPr>
+          <w:rFonts w:ascii="Times New Roman" w:hAnsi="Times New Roman" w:eastAsia="宋体"/>
+          <w:sz w:val="21"/>
+          <w:szCs w:val="21"/>
+        </w:rPr>
+        <w:t xml:space="preserve">3.3 Leader 路由与 Catalog</w:t>
+      </w:r>
+      <w:r>
+        <w:tab/>
+      </w:r>
+      <w:r>
+        <w:rPr>
+          <w:rFonts w:ascii="Times New Roman" w:hAnsi="Times New Roman" w:eastAsia="宋体"/>
+          <w:sz w:val="21"/>
+          <w:szCs w:val="21"/>
+        </w:rPr>
+        <w:t>32</w:t>
+      </w:r>
+    </w:p>
+    <w:p>
+      <w:pPr>
+        <w:tabs>
+          <w:tab w:val="right" w:leader="dot" w:pos="9072"/>
+        </w:tabs>
+        <w:ind w:left="360"/>
+        <w:spacing w:before="40" w:after="40" w:line="360" w:lineRule="auto"/>
+      </w:pPr>
+      <w:r>
+        <w:rPr>
+          <w:rFonts w:ascii="Times New Roman" w:hAnsi="Times New Roman" w:eastAsia="宋体"/>
+          <w:sz w:val="21"/>
+          <w:szCs w:val="21"/>
+        </w:rPr>
+        <w:t xml:space="preserve">3.4 课程资源 typed DAG 与 PPT 管线</w:t>
+      </w:r>
+      <w:r>
+        <w:tab/>
+      </w:r>
+      <w:r>
+        <w:rPr>
+          <w:rFonts w:ascii="Times New Roman" w:hAnsi="Times New Roman" w:eastAsia="宋体"/>
+          <w:sz w:val="21"/>
+          <w:szCs w:val="21"/>
+        </w:rPr>
+        <w:t>33</w:t>
+      </w:r>
+    </w:p>
+    <w:p>
+      <w:pPr>
+        <w:tabs>
+          <w:tab w:val="right" w:leader="dot" w:pos="9072"/>
+        </w:tabs>
+        <w:ind w:left="360"/>
+        <w:spacing w:before="40" w:after="40" w:line="360" w:lineRule="auto"/>
+      </w:pPr>
+      <w:r>
+        <w:rPr>
+          <w:rFonts w:ascii="Times New Roman" w:hAnsi="Times New Roman" w:eastAsia="宋体"/>
+          <w:sz w:val="21"/>
+          <w:szCs w:val="21"/>
+        </w:rPr>
+        <w:t xml:space="preserve">3.5 MaxKB 检索与引用式回答</w:t>
+      </w:r>
+      <w:r>
+        <w:tab/>
+      </w:r>
+      <w:r>
+        <w:rPr>
+          <w:rFonts w:ascii="Times New Roman" w:hAnsi="Times New Roman" w:eastAsia="宋体"/>
+          <w:sz w:val="21"/>
+          <w:szCs w:val="21"/>
+        </w:rPr>
+        <w:t>34</w:t>
+      </w:r>
+    </w:p>
+    <w:p>
+      <w:pPr>
+        <w:tabs>
+          <w:tab w:val="right" w:leader="dot" w:pos="9072"/>
+        </w:tabs>
+        <w:ind w:left="360"/>
+        <w:spacing w:before="40" w:after="40" w:line="360" w:lineRule="auto"/>
+      </w:pPr>
+      <w:r>
+        <w:rPr>
+          <w:rFonts w:ascii="Times New Roman" w:hAnsi="Times New Roman" w:eastAsia="宋体"/>
+          <w:sz w:val="21"/>
+          <w:szCs w:val="21"/>
+        </w:rPr>
+        <w:t xml:space="preserve">3.6 会议实时 ASR 与会后智能体链</w:t>
+      </w:r>
+      <w:r>
+        <w:tab/>
+      </w:r>
+      <w:r>
+        <w:rPr>
+          <w:rFonts w:ascii="Times New Roman" w:hAnsi="Times New Roman" w:eastAsia="宋体"/>
+          <w:sz w:val="21"/>
+          <w:szCs w:val="21"/>
+        </w:rPr>
+        <w:t>35</w:t>
+      </w:r>
+    </w:p>
+    <w:p>
+      <w:pPr>
+        <w:tabs>
+          <w:tab w:val="right" w:leader="dot" w:pos="9072"/>
+        </w:tabs>
+        <w:ind w:left="360"/>
+        <w:spacing w:before="40" w:after="40" w:line="360" w:lineRule="auto"/>
+      </w:pPr>
+      <w:r>
+        <w:rPr>
+          <w:rFonts w:ascii="Times New Roman" w:hAnsi="Times New Roman" w:eastAsia="宋体"/>
+          <w:sz w:val="21"/>
+          <w:szCs w:val="21"/>
+        </w:rPr>
+        <w:t xml:space="preserve">3.7 题库生成、组卷与考试反馈</w:t>
+      </w:r>
+      <w:r>
+        <w:tab/>
+      </w:r>
+      <w:r>
+        <w:rPr>
+          <w:rFonts w:ascii="Times New Roman" w:hAnsi="Times New Roman" w:eastAsia="宋体"/>
+          <w:sz w:val="21"/>
+          <w:szCs w:val="21"/>
+        </w:rPr>
+        <w:t>36</w:t>
+      </w:r>
+    </w:p>
+    <w:p>
+      <w:pPr>
+        <w:tabs>
+          <w:tab w:val="right" w:leader="dot" w:pos="9072"/>
+        </w:tabs>
+        <w:spacing w:before="40" w:after="40" w:line="360" w:lineRule="auto"/>
+      </w:pPr>
+      <w:r>
+        <w:rPr>
+          <w:rFonts w:ascii="Times New Roman" w:hAnsi="Times New Roman" w:eastAsia="黑体"/>
           <w:sz w:val="24"/>
-        </w:rPr>
-        <w:t>第4章  系统实现</w:t>
-      </w:r>
-    </w:p>
-    <w:p>
-      <w:pPr>
-        <w:spacing w:before="0" w:after="160" w:line="360" w:lineRule="auto"/>
-      </w:pPr>
-      <w:r>
-        <w:rPr>
-          <w:rFonts w:ascii="Times New Roman" w:hAnsi="Times New Roman" w:eastAsia="宋体"/>
-          <w:b w:val="0"/>
+          <w:szCs w:val="24"/>
+          <w:b/>
+          <w:bCs/>
+        </w:rPr>
+        <w:t xml:space="preserve">第4章  系统实现</w:t>
+      </w:r>
+      <w:r>
+        <w:tab/>
+      </w:r>
+      <w:r>
+        <w:rPr>
+          <w:rFonts w:ascii="Times New Roman" w:hAnsi="Times New Roman" w:eastAsia="宋体"/>
+          <w:sz w:val="21"/>
+          <w:szCs w:val="21"/>
+          <w:b/>
+          <w:bCs/>
+        </w:rPr>
+        <w:t>38</w:t>
+      </w:r>
+    </w:p>
+    <w:p>
+      <w:pPr>
+        <w:tabs>
+          <w:tab w:val="right" w:leader="dot" w:pos="9072"/>
+        </w:tabs>
+        <w:ind w:left="360"/>
+        <w:spacing w:before="40" w:after="40" w:line="360" w:lineRule="auto"/>
+      </w:pPr>
+      <w:r>
+        <w:rPr>
+          <w:rFonts w:ascii="Times New Roman" w:hAnsi="Times New Roman" w:eastAsia="宋体"/>
+          <w:sz w:val="21"/>
+          <w:szCs w:val="21"/>
+        </w:rPr>
+        <w:t xml:space="preserve">4.1 工程结构与协作契约</w:t>
+      </w:r>
+      <w:r>
+        <w:tab/>
+      </w:r>
+      <w:r>
+        <w:rPr>
+          <w:rFonts w:ascii="Times New Roman" w:hAnsi="Times New Roman" w:eastAsia="宋体"/>
+          <w:sz w:val="21"/>
+          <w:szCs w:val="21"/>
+        </w:rPr>
+        <w:t>38</w:t>
+      </w:r>
+    </w:p>
+    <w:p>
+      <w:pPr>
+        <w:tabs>
+          <w:tab w:val="right" w:leader="dot" w:pos="9072"/>
+        </w:tabs>
+        <w:ind w:left="360"/>
+        <w:spacing w:before="40" w:after="40" w:line="360" w:lineRule="auto"/>
+      </w:pPr>
+      <w:r>
+        <w:rPr>
+          <w:rFonts w:ascii="Times New Roman" w:hAnsi="Times New Roman" w:eastAsia="宋体"/>
+          <w:sz w:val="21"/>
+          <w:szCs w:val="21"/>
+        </w:rPr>
+        <w:t xml:space="preserve">4.2 小程序实现要点</w:t>
+      </w:r>
+      <w:r>
+        <w:tab/>
+      </w:r>
+      <w:r>
+        <w:rPr>
+          <w:rFonts w:ascii="Times New Roman" w:hAnsi="Times New Roman" w:eastAsia="宋体"/>
+          <w:sz w:val="21"/>
+          <w:szCs w:val="21"/>
+        </w:rPr>
+        <w:t>38</w:t>
+      </w:r>
+    </w:p>
+    <w:p>
+      <w:pPr>
+        <w:tabs>
+          <w:tab w:val="right" w:leader="dot" w:pos="9072"/>
+        </w:tabs>
+        <w:ind w:left="360"/>
+        <w:spacing w:before="40" w:after="40" w:line="360" w:lineRule="auto"/>
+      </w:pPr>
+      <w:r>
+        <w:rPr>
+          <w:rFonts w:ascii="Times New Roman" w:hAnsi="Times New Roman" w:eastAsia="宋体"/>
+          <w:sz w:val="21"/>
+          <w:szCs w:val="21"/>
+        </w:rPr>
+        <w:t xml:space="preserve">4.3 Java：画像证据汇总（核心）</w:t>
+      </w:r>
+      <w:r>
+        <w:tab/>
+      </w:r>
+      <w:r>
+        <w:rPr>
+          <w:rFonts w:ascii="Times New Roman" w:hAnsi="Times New Roman" w:eastAsia="宋体"/>
+          <w:sz w:val="21"/>
+          <w:szCs w:val="21"/>
+        </w:rPr>
+        <w:t>39</w:t>
+      </w:r>
+    </w:p>
+    <w:p>
+      <w:pPr>
+        <w:tabs>
+          <w:tab w:val="right" w:leader="dot" w:pos="9072"/>
+        </w:tabs>
+        <w:ind w:left="360"/>
+        <w:spacing w:before="40" w:after="40" w:line="360" w:lineRule="auto"/>
+      </w:pPr>
+      <w:r>
+        <w:rPr>
+          <w:rFonts w:ascii="Times New Roman" w:hAnsi="Times New Roman" w:eastAsia="宋体"/>
+          <w:sz w:val="21"/>
+          <w:szCs w:val="21"/>
+        </w:rPr>
+        <w:t xml:space="preserve">4.4 Python：Leader 路由（核心）</w:t>
+      </w:r>
+      <w:r>
+        <w:tab/>
+      </w:r>
+      <w:r>
+        <w:rPr>
+          <w:rFonts w:ascii="Times New Roman" w:hAnsi="Times New Roman" w:eastAsia="宋体"/>
+          <w:sz w:val="21"/>
+          <w:szCs w:val="21"/>
+        </w:rPr>
+        <w:t>40</w:t>
+      </w:r>
+    </w:p>
+    <w:p>
+      <w:pPr>
+        <w:tabs>
+          <w:tab w:val="right" w:leader="dot" w:pos="9072"/>
+        </w:tabs>
+        <w:ind w:left="360"/>
+        <w:spacing w:before="40" w:after="40" w:line="360" w:lineRule="auto"/>
+      </w:pPr>
+      <w:r>
+        <w:rPr>
+          <w:rFonts w:ascii="Times New Roman" w:hAnsi="Times New Roman" w:eastAsia="宋体"/>
+          <w:sz w:val="21"/>
+          <w:szCs w:val="21"/>
+        </w:rPr>
+        <w:t xml:space="preserve">4.5 Python：课程资源 DAG（核心）</w:t>
+      </w:r>
+      <w:r>
+        <w:tab/>
+      </w:r>
+      <w:r>
+        <w:rPr>
+          <w:rFonts w:ascii="Times New Roman" w:hAnsi="Times New Roman" w:eastAsia="宋体"/>
+          <w:sz w:val="21"/>
+          <w:szCs w:val="21"/>
+        </w:rPr>
+        <w:t>41</w:t>
+      </w:r>
+    </w:p>
+    <w:p>
+      <w:pPr>
+        <w:tabs>
+          <w:tab w:val="right" w:leader="dot" w:pos="9072"/>
+        </w:tabs>
+        <w:ind w:left="360"/>
+        <w:spacing w:before="40" w:after="40" w:line="360" w:lineRule="auto"/>
+      </w:pPr>
+      <w:r>
+        <w:rPr>
+          <w:rFonts w:ascii="Times New Roman" w:hAnsi="Times New Roman" w:eastAsia="宋体"/>
+          <w:sz w:val="21"/>
+          <w:szCs w:val="21"/>
+        </w:rPr>
+        <w:t xml:space="preserve">4.6 Java：MaxKB 引用式回答（核心）</w:t>
+      </w:r>
+      <w:r>
+        <w:tab/>
+      </w:r>
+      <w:r>
+        <w:rPr>
+          <w:rFonts w:ascii="Times New Roman" w:hAnsi="Times New Roman" w:eastAsia="宋体"/>
+          <w:sz w:val="21"/>
+          <w:szCs w:val="21"/>
+        </w:rPr>
+        <w:t>42</w:t>
+      </w:r>
+    </w:p>
+    <w:p>
+      <w:pPr>
+        <w:tabs>
+          <w:tab w:val="right" w:leader="dot" w:pos="9072"/>
+        </w:tabs>
+        <w:ind w:left="360"/>
+        <w:spacing w:before="40" w:after="40" w:line="360" w:lineRule="auto"/>
+      </w:pPr>
+      <w:r>
+        <w:rPr>
+          <w:rFonts w:ascii="Times New Roman" w:hAnsi="Times New Roman" w:eastAsia="宋体"/>
+          <w:sz w:val="21"/>
+          <w:szCs w:val="21"/>
+        </w:rPr>
+        <w:t xml:space="preserve">4.7 会议 ASR 与会后链路</w:t>
+      </w:r>
+      <w:r>
+        <w:tab/>
+      </w:r>
+      <w:r>
+        <w:rPr>
+          <w:rFonts w:ascii="Times New Roman" w:hAnsi="Times New Roman" w:eastAsia="宋体"/>
+          <w:sz w:val="21"/>
+          <w:szCs w:val="21"/>
+        </w:rPr>
+        <w:t>43</w:t>
+      </w:r>
+    </w:p>
+    <w:p>
+      <w:pPr>
+        <w:tabs>
+          <w:tab w:val="right" w:leader="dot" w:pos="9072"/>
+        </w:tabs>
+        <w:ind w:left="360"/>
+        <w:spacing w:before="40" w:after="40" w:line="360" w:lineRule="auto"/>
+      </w:pPr>
+      <w:r>
+        <w:rPr>
+          <w:rFonts w:ascii="Times New Roman" w:hAnsi="Times New Roman" w:eastAsia="宋体"/>
+          <w:sz w:val="21"/>
+          <w:szCs w:val="21"/>
+        </w:rPr>
+        <w:t xml:space="preserve">4.8 题库、组卷、编程练习与 PPT</w:t>
+      </w:r>
+      <w:r>
+        <w:tab/>
+      </w:r>
+      <w:r>
+        <w:rPr>
+          <w:rFonts w:ascii="Times New Roman" w:hAnsi="Times New Roman" w:eastAsia="宋体"/>
+          <w:sz w:val="21"/>
+          <w:szCs w:val="21"/>
+        </w:rPr>
+        <w:t>44</w:t>
+      </w:r>
+    </w:p>
+    <w:p>
+      <w:pPr>
+        <w:tabs>
+          <w:tab w:val="right" w:leader="dot" w:pos="9072"/>
+        </w:tabs>
+        <w:ind w:left="360"/>
+        <w:spacing w:before="40" w:after="40" w:line="360" w:lineRule="auto"/>
+      </w:pPr>
+      <w:r>
+        <w:rPr>
+          <w:rFonts w:ascii="Times New Roman" w:hAnsi="Times New Roman" w:eastAsia="宋体"/>
+          <w:sz w:val="21"/>
+          <w:szCs w:val="21"/>
+        </w:rPr>
+        <w:t xml:space="preserve">4.9 管理端治理实现</w:t>
+      </w:r>
+      <w:r>
+        <w:tab/>
+      </w:r>
+      <w:r>
+        <w:rPr>
+          <w:rFonts w:ascii="Times New Roman" w:hAnsi="Times New Roman" w:eastAsia="宋体"/>
+          <w:sz w:val="21"/>
+          <w:szCs w:val="21"/>
+        </w:rPr>
+        <w:t>45</w:t>
+      </w:r>
+    </w:p>
+    <w:p>
+      <w:pPr>
+        <w:tabs>
+          <w:tab w:val="right" w:leader="dot" w:pos="9072"/>
+        </w:tabs>
+        <w:spacing w:before="40" w:after="40" w:line="360" w:lineRule="auto"/>
+      </w:pPr>
+      <w:r>
+        <w:rPr>
+          <w:rFonts w:ascii="Times New Roman" w:hAnsi="Times New Roman" w:eastAsia="黑体"/>
           <w:sz w:val="24"/>
-        </w:rPr>
-        <w:t>第5章  测试分析</w:t>
-      </w:r>
-    </w:p>
-    <w:p>
-      <w:pPr>
-        <w:spacing w:before="0" w:after="160" w:line="360" w:lineRule="auto"/>
-      </w:pPr>
-      <w:r>
-        <w:rPr>
-          <w:rFonts w:ascii="Times New Roman" w:hAnsi="Times New Roman" w:eastAsia="宋体"/>
-          <w:b w:val="0"/>
+          <w:szCs w:val="24"/>
+          <w:b/>
+          <w:bCs/>
+        </w:rPr>
+        <w:t xml:space="preserve">第5章  测试分析</w:t>
+      </w:r>
+      <w:r>
+        <w:tab/>
+      </w:r>
+      <w:r>
+        <w:rPr>
+          <w:rFonts w:ascii="Times New Roman" w:hAnsi="Times New Roman" w:eastAsia="宋体"/>
+          <w:sz w:val="21"/>
+          <w:szCs w:val="21"/>
+          <w:b/>
+          <w:bCs/>
+        </w:rPr>
+        <w:t>46</w:t>
+      </w:r>
+    </w:p>
+    <w:p>
+      <w:pPr>
+        <w:tabs>
+          <w:tab w:val="right" w:leader="dot" w:pos="9072"/>
+        </w:tabs>
+        <w:ind w:left="360"/>
+        <w:spacing w:before="40" w:after="40" w:line="360" w:lineRule="auto"/>
+      </w:pPr>
+      <w:r>
+        <w:rPr>
+          <w:rFonts w:ascii="Times New Roman" w:hAnsi="Times New Roman" w:eastAsia="宋体"/>
+          <w:sz w:val="21"/>
+          <w:szCs w:val="21"/>
+        </w:rPr>
+        <w:t xml:space="preserve">5.1 测试方案</w:t>
+      </w:r>
+      <w:r>
+        <w:tab/>
+      </w:r>
+      <w:r>
+        <w:rPr>
+          <w:rFonts w:ascii="Times New Roman" w:hAnsi="Times New Roman" w:eastAsia="宋体"/>
+          <w:sz w:val="21"/>
+          <w:szCs w:val="21"/>
+        </w:rPr>
+        <w:t>46</w:t>
+      </w:r>
+    </w:p>
+    <w:p>
+      <w:pPr>
+        <w:tabs>
+          <w:tab w:val="right" w:leader="dot" w:pos="9072"/>
+        </w:tabs>
+        <w:ind w:left="360"/>
+        <w:spacing w:before="40" w:after="40" w:line="360" w:lineRule="auto"/>
+      </w:pPr>
+      <w:r>
+        <w:rPr>
+          <w:rFonts w:ascii="Times New Roman" w:hAnsi="Times New Roman" w:eastAsia="宋体"/>
+          <w:sz w:val="21"/>
+          <w:szCs w:val="21"/>
+        </w:rPr>
+        <w:t xml:space="preserve">5.2 测试环境</w:t>
+      </w:r>
+      <w:r>
+        <w:tab/>
+      </w:r>
+      <w:r>
+        <w:rPr>
+          <w:rFonts w:ascii="Times New Roman" w:hAnsi="Times New Roman" w:eastAsia="宋体"/>
+          <w:sz w:val="21"/>
+          <w:szCs w:val="21"/>
+        </w:rPr>
+        <w:t>46</w:t>
+      </w:r>
+    </w:p>
+    <w:p>
+      <w:pPr>
+        <w:tabs>
+          <w:tab w:val="right" w:leader="dot" w:pos="9072"/>
+        </w:tabs>
+        <w:ind w:left="360"/>
+        <w:spacing w:before="40" w:after="40" w:line="360" w:lineRule="auto"/>
+      </w:pPr>
+      <w:r>
+        <w:rPr>
+          <w:rFonts w:ascii="Times New Roman" w:hAnsi="Times New Roman" w:eastAsia="宋体"/>
+          <w:sz w:val="21"/>
+          <w:szCs w:val="21"/>
+        </w:rPr>
+        <w:t xml:space="preserve">5.3 功能性测试与界面证据</w:t>
+      </w:r>
+      <w:r>
+        <w:tab/>
+      </w:r>
+      <w:r>
+        <w:rPr>
+          <w:rFonts w:ascii="Times New Roman" w:hAnsi="Times New Roman" w:eastAsia="宋体"/>
+          <w:sz w:val="21"/>
+          <w:szCs w:val="21"/>
+        </w:rPr>
+        <w:t>47</w:t>
+      </w:r>
+    </w:p>
+    <w:p>
+      <w:pPr>
+        <w:tabs>
+          <w:tab w:val="right" w:leader="dot" w:pos="9072"/>
+        </w:tabs>
+        <w:ind w:left="360"/>
+        <w:spacing w:before="40" w:after="40" w:line="360" w:lineRule="auto"/>
+      </w:pPr>
+      <w:r>
+        <w:rPr>
+          <w:rFonts w:ascii="Times New Roman" w:hAnsi="Times New Roman" w:eastAsia="宋体"/>
+          <w:sz w:val="21"/>
+          <w:szCs w:val="21"/>
+        </w:rPr>
+        <w:t xml:space="preserve">5.4 自动化与边界</w:t>
+      </w:r>
+      <w:r>
+        <w:tab/>
+      </w:r>
+      <w:r>
+        <w:rPr>
+          <w:rFonts w:ascii="Times New Roman" w:hAnsi="Times New Roman" w:eastAsia="宋体"/>
+          <w:sz w:val="21"/>
+          <w:szCs w:val="21"/>
+        </w:rPr>
+        <w:t>48</w:t>
+      </w:r>
+    </w:p>
+    <w:p>
+      <w:pPr>
+        <w:tabs>
+          <w:tab w:val="right" w:leader="dot" w:pos="9072"/>
+        </w:tabs>
+        <w:spacing w:before="40" w:after="40" w:line="360" w:lineRule="auto"/>
+      </w:pPr>
+      <w:r>
+        <w:rPr>
+          <w:rFonts w:ascii="Times New Roman" w:hAnsi="Times New Roman" w:eastAsia="黑体"/>
           <w:sz w:val="24"/>
-        </w:rPr>
-        <w:t>第6章  作品总结</w:t>
-      </w:r>
-    </w:p>
-    <w:p>
-      <w:r>
-        <w:br w:type="page"/>
-      </w:r>
-    </w:p>
-    <w:p>
-      <w:pPr>
+          <w:szCs w:val="24"/>
+          <w:b/>
+          <w:bCs/>
+        </w:rPr>
+        <w:t xml:space="preserve">第6章  作品总结</w:t>
+      </w:r>
+      <w:r>
+        <w:tab/>
+      </w:r>
+      <w:r>
+        <w:rPr>
+          <w:rFonts w:ascii="Times New Roman" w:hAnsi="Times New Roman" w:eastAsia="宋体"/>
+          <w:sz w:val="21"/>
+          <w:szCs w:val="21"/>
+          <w:b/>
+          <w:bCs/>
+        </w:rPr>
+        <w:t>49</w:t>
+      </w:r>
+    </w:p>
+    <w:p>
+      <w:pPr>
+        <w:tabs>
+          <w:tab w:val="right" w:leader="dot" w:pos="9072"/>
+        </w:tabs>
+        <w:ind w:left="360"/>
+        <w:spacing w:before="40" w:after="40" w:line="360" w:lineRule="auto"/>
+      </w:pPr>
+      <w:r>
+        <w:rPr>
+          <w:rFonts w:ascii="Times New Roman" w:hAnsi="Times New Roman" w:eastAsia="宋体"/>
+          <w:sz w:val="21"/>
+          <w:szCs w:val="21"/>
+        </w:rPr>
+        <w:t xml:space="preserve">6.1 作品特色与创新点</w:t>
+      </w:r>
+      <w:r>
+        <w:tab/>
+      </w:r>
+      <w:r>
+        <w:rPr>
+          <w:rFonts w:ascii="Times New Roman" w:hAnsi="Times New Roman" w:eastAsia="宋体"/>
+          <w:sz w:val="21"/>
+          <w:szCs w:val="21"/>
+        </w:rPr>
+        <w:t>49</w:t>
+      </w:r>
+    </w:p>
+    <w:p>
+      <w:pPr>
+        <w:tabs>
+          <w:tab w:val="right" w:leader="dot" w:pos="9072"/>
+        </w:tabs>
+        <w:ind w:left="360"/>
+        <w:spacing w:before="40" w:after="40" w:line="360" w:lineRule="auto"/>
+      </w:pPr>
+      <w:r>
+        <w:rPr>
+          <w:rFonts w:ascii="Times New Roman" w:hAnsi="Times New Roman" w:eastAsia="宋体"/>
+          <w:sz w:val="21"/>
+          <w:szCs w:val="21"/>
+        </w:rPr>
+        <w:t xml:space="preserve">6.2 作品展望</w:t>
+      </w:r>
+      <w:r>
+        <w:tab/>
+      </w:r>
+      <w:r>
+        <w:rPr>
+          <w:rFonts w:ascii="Times New Roman" w:hAnsi="Times New Roman" w:eastAsia="宋体"/>
+          <w:sz w:val="21"/>
+          <w:szCs w:val="21"/>
+        </w:rPr>
+        <w:t>50</w:t>
+      </w:r>
+    </w:p>
+    <w:p>
+      <w:pPr>
+        <w:tabs>
+          <w:tab w:val="right" w:leader="dot" w:pos="9072"/>
+        </w:tabs>
+        <w:ind w:left="360"/>
+        <w:spacing w:before="40" w:after="40" w:line="360" w:lineRule="auto"/>
+      </w:pPr>
+      <w:r>
+        <w:rPr>
+          <w:rFonts w:ascii="Times New Roman" w:hAnsi="Times New Roman" w:eastAsia="宋体"/>
+          <w:sz w:val="21"/>
+          <w:szCs w:val="21"/>
+        </w:rPr>
+        <w:t xml:space="preserve">6.3 结束语</w:t>
+      </w:r>
+      <w:r>
+        <w:tab/>
+      </w:r>
+      <w:r>
+        <w:rPr>
+          <w:rFonts w:ascii="Times New Roman" w:hAnsi="Times New Roman" w:eastAsia="宋体"/>
+          <w:sz w:val="21"/>
+          <w:szCs w:val="21"/>
+        </w:rPr>
+        <w:t>50</w:t>
+      </w:r>
+    </w:p>
+    <w:p>
+      <w:pPr>
+        <w:tabs>
+          <w:tab w:val="right" w:leader="dot" w:pos="9072"/>
+        </w:tabs>
+        <w:spacing w:before="40" w:after="40" w:line="360" w:lineRule="auto"/>
+      </w:pPr>
+      <w:r>
+        <w:rPr>
+          <w:rFonts w:ascii="Times New Roman" w:hAnsi="Times New Roman" w:eastAsia="黑体"/>
+          <w:sz w:val="24"/>
+          <w:szCs w:val="24"/>
+          <w:b/>
+          <w:bCs/>
+        </w:rPr>
+        <w:t xml:space="preserve">附录  截图清单</w:t>
+      </w:r>
+      <w:r>
+        <w:tab/>
+      </w:r>
+      <w:r>
+        <w:rPr>
+          <w:rFonts w:ascii="Times New Roman" w:hAnsi="Times New Roman" w:eastAsia="宋体"/>
+          <w:sz w:val="21"/>
+          <w:szCs w:val="21"/>
+          <w:b/>
+          <w:bCs/>
+        </w:rPr>
+        <w:t>51</w:t>
+      </w:r>
+    </w:p>
+    <w:p>
+      <w:pPr>
+        <w:pStyle w:val="1"/>
         <w:spacing w:before="280" w:after="160" w:line="360" w:lineRule="auto"/>
       </w:pPr>
       <w:r>
@@ -200,6 +1457,7 @@
     </w:p>
     <w:p>
       <w:pPr>
+        <w:pStyle w:val="2"/>
         <w:spacing w:before="200" w:after="120" w:line="360" w:lineRule="auto"/>
       </w:pPr>
       <w:r>
@@ -241,6 +1499,7 @@
     </w:p>
     <w:p>
       <w:pPr>
+        <w:pStyle w:val="2"/>
         <w:spacing w:before="200" w:after="120" w:line="360" w:lineRule="auto"/>
       </w:pPr>
       <w:r>
@@ -268,6 +1527,7 @@
     </w:p>
     <w:p>
       <w:pPr>
+        <w:pStyle w:val="2"/>
         <w:spacing w:before="200" w:after="120" w:line="360" w:lineRule="auto"/>
       </w:pPr>
       <w:r>
@@ -745,6 +2005,7 @@
     </w:p>
     <w:p>
       <w:pPr>
+        <w:pStyle w:val="2"/>
         <w:spacing w:before="200" w:after="120" w:line="360" w:lineRule="auto"/>
       </w:pPr>
       <w:r>
@@ -805,6 +2066,7 @@
     </w:p>
     <w:p>
       <w:pPr>
+        <w:pStyle w:val="1"/>
         <w:spacing w:before="280" w:after="160" w:line="360" w:lineRule="auto"/>
       </w:pPr>
       <w:r>
@@ -818,6 +2080,7 @@
     </w:p>
     <w:p>
       <w:pPr>
+        <w:pStyle w:val="2"/>
         <w:spacing w:before="200" w:after="120" w:line="360" w:lineRule="auto"/>
       </w:pPr>
       <w:r>
@@ -1245,6 +2508,7 @@
     <w:p/>
     <w:p>
       <w:pPr>
+        <w:pStyle w:val="2"/>
         <w:spacing w:before="200" w:after="120" w:line="360" w:lineRule="auto"/>
       </w:pPr>
       <w:r>
@@ -1524,6 +2788,7 @@
     <w:p/>
     <w:p>
       <w:pPr>
+        <w:pStyle w:val="2"/>
         <w:spacing w:before="200" w:after="120" w:line="360" w:lineRule="auto"/>
       </w:pPr>
       <w:r>
@@ -1551,6 +2816,7 @@
     </w:p>
     <w:p>
       <w:pPr>
+        <w:pStyle w:val="3"/>
         <w:spacing w:before="160" w:after="80" w:line="360" w:lineRule="auto"/>
       </w:pPr>
       <w:r>
@@ -2010,6 +3276,7 @@
     <w:p/>
     <w:p>
       <w:pPr>
+        <w:pStyle w:val="3"/>
         <w:spacing w:before="160" w:after="80" w:line="360" w:lineRule="auto"/>
       </w:pPr>
       <w:r>
@@ -2613,6 +3880,7 @@
     <w:p/>
     <w:p>
       <w:pPr>
+        <w:pStyle w:val="3"/>
         <w:spacing w:before="160" w:after="80" w:line="360" w:lineRule="auto"/>
       </w:pPr>
       <w:r>
@@ -3072,6 +4340,7 @@
     <w:p/>
     <w:p>
       <w:pPr>
+        <w:pStyle w:val="3"/>
         <w:spacing w:before="160" w:after="80" w:line="360" w:lineRule="auto"/>
       </w:pPr>
       <w:r>
@@ -3297,6 +4566,7 @@
     </w:p>
     <w:p>
       <w:pPr>
+        <w:pStyle w:val="3"/>
         <w:spacing w:before="160" w:after="80" w:line="360" w:lineRule="auto"/>
       </w:pPr>
       <w:r>
@@ -3468,6 +4738,7 @@
     <w:p/>
     <w:p>
       <w:pPr>
+        <w:pStyle w:val="2"/>
         <w:spacing w:before="200" w:after="120" w:line="360" w:lineRule="auto"/>
       </w:pPr>
       <w:r>
@@ -3495,6 +4766,7 @@
     </w:p>
     <w:p>
       <w:pPr>
+        <w:pStyle w:val="3"/>
         <w:spacing w:before="160" w:after="80" w:line="360" w:lineRule="auto"/>
       </w:pPr>
       <w:r>
@@ -3868,6 +5140,7 @@
     </w:p>
     <w:p>
       <w:pPr>
+        <w:pStyle w:val="3"/>
         <w:spacing w:before="160" w:after="80" w:line="360" w:lineRule="auto"/>
       </w:pPr>
       <w:r>
@@ -4691,6 +5964,7 @@
     </w:p>
     <w:p>
       <w:pPr>
+        <w:pStyle w:val="2"/>
         <w:spacing w:before="200" w:after="120" w:line="360" w:lineRule="auto"/>
       </w:pPr>
       <w:r>
@@ -4718,6 +5992,7 @@
     </w:p>
     <w:p>
       <w:pPr>
+        <w:pStyle w:val="2"/>
         <w:spacing w:before="200" w:after="120" w:line="360" w:lineRule="auto"/>
       </w:pPr>
       <w:r>
@@ -5002,6 +6277,7 @@
     </w:p>
     <w:p>
       <w:pPr>
+        <w:pStyle w:val="1"/>
         <w:spacing w:before="280" w:after="160" w:line="360" w:lineRule="auto"/>
       </w:pPr>
       <w:r>
@@ -5015,6 +6291,7 @@
     </w:p>
     <w:p>
       <w:pPr>
+        <w:pStyle w:val="2"/>
         <w:spacing w:before="200" w:after="120" w:line="360" w:lineRule="auto"/>
       </w:pPr>
       <w:r>
@@ -5042,6 +6319,7 @@
     </w:p>
     <w:p>
       <w:pPr>
+        <w:pStyle w:val="2"/>
         <w:spacing w:before="200" w:after="120" w:line="360" w:lineRule="auto"/>
       </w:pPr>
       <w:r>
@@ -5213,6 +6491,7 @@
     <w:p/>
     <w:p>
       <w:pPr>
+        <w:pStyle w:val="2"/>
         <w:spacing w:before="200" w:after="120" w:line="360" w:lineRule="auto"/>
       </w:pPr>
       <w:r>
@@ -5294,6 +6573,7 @@
     </w:p>
     <w:p>
       <w:pPr>
+        <w:pStyle w:val="2"/>
         <w:spacing w:before="200" w:after="120" w:line="360" w:lineRule="auto"/>
       </w:pPr>
       <w:r>
@@ -5465,6 +6745,7 @@
     <w:p/>
     <w:p>
       <w:pPr>
+        <w:pStyle w:val="2"/>
         <w:spacing w:before="200" w:after="120" w:line="360" w:lineRule="auto"/>
       </w:pPr>
       <w:r>
@@ -5546,6 +6827,7 @@
     </w:p>
     <w:p>
       <w:pPr>
+        <w:pStyle w:val="2"/>
         <w:spacing w:before="200" w:after="120" w:line="360" w:lineRule="auto"/>
       </w:pPr>
       <w:r>
@@ -5717,6 +6999,7 @@
     <w:p/>
     <w:p>
       <w:pPr>
+        <w:pStyle w:val="2"/>
         <w:spacing w:before="200" w:after="120" w:line="360" w:lineRule="auto"/>
       </w:pPr>
       <w:r>
@@ -5893,6 +7176,7 @@
     </w:p>
     <w:p>
       <w:pPr>
+        <w:pStyle w:val="1"/>
         <w:spacing w:before="280" w:after="160" w:line="360" w:lineRule="auto"/>
       </w:pPr>
       <w:r>
@@ -5906,6 +7190,7 @@
     </w:p>
     <w:p>
       <w:pPr>
+        <w:pStyle w:val="2"/>
         <w:spacing w:before="200" w:after="120" w:line="360" w:lineRule="auto"/>
       </w:pPr>
       <w:r>
@@ -6117,6 +7402,7 @@
     </w:p>
     <w:p>
       <w:pPr>
+        <w:pStyle w:val="2"/>
         <w:spacing w:before="200" w:after="120" w:line="360" w:lineRule="auto"/>
       </w:pPr>
       <w:r>
@@ -6288,6 +7574,7 @@
     <w:p/>
     <w:p>
       <w:pPr>
+        <w:pStyle w:val="2"/>
         <w:spacing w:before="200" w:after="120" w:line="360" w:lineRule="auto"/>
       </w:pPr>
       <w:r>
@@ -6552,6 +7839,7 @@
     </w:p>
     <w:p>
       <w:pPr>
+        <w:pStyle w:val="2"/>
         <w:spacing w:before="200" w:after="120" w:line="360" w:lineRule="auto"/>
       </w:pPr>
       <w:r>
@@ -6836,6 +8124,7 @@
     <w:p/>
     <w:p>
       <w:pPr>
+        <w:pStyle w:val="2"/>
         <w:spacing w:before="200" w:after="120" w:line="360" w:lineRule="auto"/>
       </w:pPr>
       <w:r>
@@ -7134,6 +8423,7 @@
     <w:p/>
     <w:p>
       <w:pPr>
+        <w:pStyle w:val="2"/>
         <w:spacing w:before="200" w:after="120" w:line="360" w:lineRule="auto"/>
       </w:pPr>
       <w:r>
@@ -7286,6 +8576,7 @@
     </w:p>
     <w:p>
       <w:pPr>
+        <w:pStyle w:val="2"/>
         <w:spacing w:before="200" w:after="120" w:line="360" w:lineRule="auto"/>
       </w:pPr>
       <w:r>
@@ -7457,6 +8748,7 @@
     <w:p/>
     <w:p>
       <w:pPr>
+        <w:pStyle w:val="2"/>
         <w:spacing w:before="200" w:after="120" w:line="360" w:lineRule="auto"/>
       </w:pPr>
       <w:r>
@@ -7682,6 +8974,7 @@
     </w:p>
     <w:p>
       <w:pPr>
+        <w:pStyle w:val="2"/>
         <w:spacing w:before="200" w:after="120" w:line="360" w:lineRule="auto"/>
       </w:pPr>
       <w:r>
@@ -7822,6 +9115,7 @@
     </w:p>
     <w:p>
       <w:pPr>
+        <w:pStyle w:val="1"/>
         <w:spacing w:before="280" w:after="160" w:line="360" w:lineRule="auto"/>
       </w:pPr>
       <w:r>
@@ -7835,6 +9129,7 @@
     </w:p>
     <w:p>
       <w:pPr>
+        <w:pStyle w:val="2"/>
         <w:spacing w:before="200" w:after="120" w:line="360" w:lineRule="auto"/>
       </w:pPr>
       <w:r>
@@ -7862,6 +9157,7 @@
     </w:p>
     <w:p>
       <w:pPr>
+        <w:pStyle w:val="2"/>
         <w:spacing w:before="200" w:after="120" w:line="360" w:lineRule="auto"/>
       </w:pPr>
       <w:r>
@@ -8161,6 +9457,7 @@
     <w:p/>
     <w:p>
       <w:pPr>
+        <w:pStyle w:val="2"/>
         <w:spacing w:before="200" w:after="120" w:line="360" w:lineRule="auto"/>
       </w:pPr>
       <w:r>
@@ -9110,6 +10407,7 @@
     </w:p>
     <w:p>
       <w:pPr>
+        <w:pStyle w:val="2"/>
         <w:spacing w:before="200" w:after="120" w:line="360" w:lineRule="auto"/>
       </w:pPr>
       <w:r>
@@ -9142,6 +10440,7 @@
     </w:p>
     <w:p>
       <w:pPr>
+        <w:pStyle w:val="1"/>
         <w:spacing w:before="280" w:after="160" w:line="360" w:lineRule="auto"/>
       </w:pPr>
       <w:r>
@@ -9155,6 +10454,7 @@
     </w:p>
     <w:p>
       <w:pPr>
+        <w:pStyle w:val="2"/>
         <w:spacing w:before="200" w:after="120" w:line="360" w:lineRule="auto"/>
       </w:pPr>
       <w:r>
@@ -9266,6 +10566,7 @@
     </w:p>
     <w:p>
       <w:pPr>
+        <w:pStyle w:val="2"/>
         <w:spacing w:before="200" w:after="120" w:line="360" w:lineRule="auto"/>
       </w:pPr>
       <w:r>
@@ -9335,6 +10636,7 @@
     </w:p>
     <w:p>
       <w:pPr>
+        <w:pStyle w:val="2"/>
         <w:spacing w:before="200" w:after="120" w:line="360" w:lineRule="auto"/>
       </w:pPr>
       <w:r>
@@ -9367,6 +10669,7 @@
     </w:p>
     <w:p>
       <w:pPr>
+        <w:pStyle w:val="1"/>
         <w:spacing w:before="280" w:after="160" w:line="360" w:lineRule="auto"/>
       </w:pPr>
       <w:r>
